--- a/fuentes/01230000_CF01_CFA.docx
+++ b/fuentes/01230000_CF01_CFA.docx
@@ -205,7 +205,7 @@
               </wp:anchor>
             </w:drawing>
           </mc:Choice>
-          <mc:Fallback xmlns:oel="http://schemas.microsoft.com/office/2019/extlst" xmlns:w16cex="http://schemas.microsoft.com/office/word/2018/wordml/cex" xmlns:w16="http://schemas.microsoft.com/office/word/2018/wordml" xmlns:w16sdtdh="http://schemas.microsoft.com/office/word/2020/wordml/sdtdatahash">
+          <mc:Fallback xmlns:w16sdtdh="http://schemas.microsoft.com/office/word/2020/wordml/sdtdatahash" xmlns:w16="http://schemas.microsoft.com/office/word/2018/wordml" xmlns:w16cex="http://schemas.microsoft.com/office/word/2018/wordml/cex" xmlns:oel="http://schemas.microsoft.com/office/2019/extlst">
             <w:pict>
               <v:rect w14:anchorId="4C256C62" id="Rectángulo 3" o:spid="_x0000_s1026" alt="&quot;&quot;" style="position:absolute;margin-left:-55.95pt;margin-top:26.4pt;width:613.85pt;height:164.25pt;z-index:-251655168;visibility:visible;mso-wrap-style:square;mso-height-percent:0;mso-wrap-distance-left:9pt;mso-wrap-distance-top:0;mso-wrap-distance-right:9pt;mso-wrap-distance-bottom:0;mso-position-horizontal:absolute;mso-position-horizontal-relative:text;mso-position-vertical:absolute;mso-position-vertical-relative:text;mso-height-percent:0;mso-height-relative:margin;v-text-anchor:middle" o:gfxdata="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" fillcolor="#00314d" stroked="f" strokeweight="1pt"/>
             </w:pict>
@@ -526,6 +526,7 @@
           <w:docPartUnique/>
         </w:docPartObj>
       </w:sdtPr>
+      <w:sdtEndPr/>
       <w:sdtContent>
         <w:p>
           <w:pPr>
@@ -538,6 +539,8 @@
             <w:t>ontenido</w:t>
           </w:r>
         </w:p>
+        <w:bookmarkStart w:id="0" w:name="_GoBack"/>
+        <w:bookmarkEnd w:id="0"/>
         <w:p>
           <w:pPr>
             <w:pStyle w:val="TDC1"/>
@@ -562,7 +565,7 @@
           <w:r>
             <w:fldChar w:fldCharType="separate"/>
           </w:r>
-          <w:hyperlink w:anchor="_Toc239686754" w:history="1">
+          <w:hyperlink w:anchor="_Toc239843850" w:history="1">
             <w:r>
               <w:rPr>
                 <w:rStyle w:val="Hipervnculo"/>
@@ -589,7 +592,7 @@
                 <w:noProof/>
                 <w:webHidden/>
               </w:rPr>
-              <w:instrText xml:space="preserve"> PAGEREF _Toc239686754 \h </w:instrText>
+              <w:instrText xml:space="preserve"> PAGEREF _Toc239843850 \h </w:instrText>
             </w:r>
             <w:r>
               <w:rPr>
@@ -635,7 +638,7 @@
               <w14:ligatures w14:val="none"/>
             </w:rPr>
           </w:pPr>
-          <w:hyperlink w:anchor="_Toc239686755" w:history="1">
+          <w:hyperlink w:anchor="_Toc239843851" w:history="1">
             <w:r>
               <w:rPr>
                 <w:rStyle w:val="Hipervnculo"/>
@@ -662,7 +665,7 @@
                 <w:noProof/>
                 <w:webHidden/>
               </w:rPr>
-              <w:instrText xml:space="preserve"> PAGEREF _Toc239686755 \h </w:instrText>
+              <w:instrText xml:space="preserve"> PAGEREF _Toc239843851 \h </w:instrText>
             </w:r>
             <w:r>
               <w:rPr>
@@ -708,7 +711,7 @@
               <w14:ligatures w14:val="none"/>
             </w:rPr>
           </w:pPr>
-          <w:hyperlink w:anchor="_Toc239686756" w:history="1">
+          <w:hyperlink w:anchor="_Toc239843852" w:history="1">
             <w:r>
               <w:rPr>
                 <w:rStyle w:val="Hipervnculo"/>
@@ -735,7 +738,7 @@
                 <w:noProof/>
                 <w:webHidden/>
               </w:rPr>
-              <w:instrText xml:space="preserve"> PAGEREF _Toc239686756 \h </w:instrText>
+              <w:instrText xml:space="preserve"> PAGEREF _Toc239843852 \h </w:instrText>
             </w:r>
             <w:r>
               <w:rPr>
@@ -781,7 +784,7 @@
               <w14:ligatures w14:val="none"/>
             </w:rPr>
           </w:pPr>
-          <w:hyperlink w:anchor="_Toc239686757" w:history="1">
+          <w:hyperlink w:anchor="_Toc239843853" w:history="1">
             <w:r>
               <w:rPr>
                 <w:rStyle w:val="Hipervnculo"/>
@@ -808,7 +811,7 @@
                 <w:noProof/>
                 <w:webHidden/>
               </w:rPr>
-              <w:instrText xml:space="preserve"> PAGEREF _Toc239686757 \h </w:instrText>
+              <w:instrText xml:space="preserve"> PAGEREF _Toc239843853 \h </w:instrText>
             </w:r>
             <w:r>
               <w:rPr>
@@ -854,7 +857,7 @@
               <w14:ligatures w14:val="none"/>
             </w:rPr>
           </w:pPr>
-          <w:hyperlink w:anchor="_Toc239686758" w:history="1">
+          <w:hyperlink w:anchor="_Toc239843854" w:history="1">
             <w:r>
               <w:rPr>
                 <w:rStyle w:val="Hipervnculo"/>
@@ -881,7 +884,7 @@
                 <w:noProof/>
                 <w:webHidden/>
               </w:rPr>
-              <w:instrText xml:space="preserve"> PAGEREF _Toc239686758 \h </w:instrText>
+              <w:instrText xml:space="preserve"> PAGEREF _Toc239843854 \h </w:instrText>
             </w:r>
             <w:r>
               <w:rPr>
@@ -927,7 +930,7 @@
               <w14:ligatures w14:val="none"/>
             </w:rPr>
           </w:pPr>
-          <w:hyperlink w:anchor="_Toc239686759" w:history="1">
+          <w:hyperlink w:anchor="_Toc239843855" w:history="1">
             <w:r>
               <w:rPr>
                 <w:rStyle w:val="Hipervnculo"/>
@@ -954,7 +957,7 @@
                 <w:noProof/>
                 <w:webHidden/>
               </w:rPr>
-              <w:instrText xml:space="preserve"> PAGEREF _Toc239686759 \h </w:instrText>
+              <w:instrText xml:space="preserve"> PAGEREF _Toc239843855 \h </w:instrText>
             </w:r>
             <w:r>
               <w:rPr>
@@ -1000,7 +1003,7 @@
               <w14:ligatures w14:val="none"/>
             </w:rPr>
           </w:pPr>
-          <w:hyperlink w:anchor="_Toc239686760" w:history="1">
+          <w:hyperlink w:anchor="_Toc239843856" w:history="1">
             <w:r>
               <w:rPr>
                 <w:rStyle w:val="Hipervnculo"/>
@@ -1027,7 +1030,7 @@
                 <w:noProof/>
                 <w:webHidden/>
               </w:rPr>
-              <w:instrText xml:space="preserve"> PAGEREF _Toc239686760 \h </w:instrText>
+              <w:instrText xml:space="preserve"> PAGEREF _Toc239843856 \h </w:instrText>
             </w:r>
             <w:r>
               <w:rPr>
@@ -1073,7 +1076,7 @@
               <w14:ligatures w14:val="none"/>
             </w:rPr>
           </w:pPr>
-          <w:hyperlink w:anchor="_Toc239686761" w:history="1">
+          <w:hyperlink w:anchor="_Toc239843857" w:history="1">
             <w:r>
               <w:rPr>
                 <w:rStyle w:val="Hipervnculo"/>
@@ -1100,7 +1103,7 @@
                 <w:noProof/>
                 <w:webHidden/>
               </w:rPr>
-              <w:instrText xml:space="preserve"> PAGEREF _Toc239686761 \h </w:instrText>
+              <w:instrText xml:space="preserve"> PAGEREF _Toc239843857 \h </w:instrText>
             </w:r>
             <w:r>
               <w:rPr>
@@ -1146,7 +1149,7 @@
               <w14:ligatures w14:val="none"/>
             </w:rPr>
           </w:pPr>
-          <w:hyperlink w:anchor="_Toc239686762" w:history="1">
+          <w:hyperlink w:anchor="_Toc239843858" w:history="1">
             <w:r>
               <w:rPr>
                 <w:rStyle w:val="Hipervnculo"/>
@@ -1173,7 +1176,7 @@
                 <w:noProof/>
                 <w:webHidden/>
               </w:rPr>
-              <w:instrText xml:space="preserve"> PAGEREF _Toc239686762 \h </w:instrText>
+              <w:instrText xml:space="preserve"> PAGEREF _Toc239843858 \h </w:instrText>
             </w:r>
             <w:r>
               <w:rPr>
@@ -1219,7 +1222,7 @@
               <w14:ligatures w14:val="none"/>
             </w:rPr>
           </w:pPr>
-          <w:hyperlink w:anchor="_Toc239686763" w:history="1">
+          <w:hyperlink w:anchor="_Toc239843859" w:history="1">
             <w:r>
               <w:rPr>
                 <w:rStyle w:val="Hipervnculo"/>
@@ -1246,7 +1249,7 @@
                 <w:noProof/>
                 <w:webHidden/>
               </w:rPr>
-              <w:instrText xml:space="preserve"> PAGEREF _Toc239686763 \h </w:instrText>
+              <w:instrText xml:space="preserve"> PAGEREF _Toc239843859 \h </w:instrText>
             </w:r>
             <w:r>
               <w:rPr>
@@ -1292,7 +1295,7 @@
               <w14:ligatures w14:val="none"/>
             </w:rPr>
           </w:pPr>
-          <w:hyperlink w:anchor="_Toc239686764" w:history="1">
+          <w:hyperlink w:anchor="_Toc239843860" w:history="1">
             <w:r>
               <w:rPr>
                 <w:rStyle w:val="Hipervnculo"/>
@@ -1319,7 +1322,7 @@
                 <w:noProof/>
                 <w:webHidden/>
               </w:rPr>
-              <w:instrText xml:space="preserve"> PAGEREF _Toc239686764 \h </w:instrText>
+              <w:instrText xml:space="preserve"> PAGEREF _Toc239843860 \h </w:instrText>
             </w:r>
             <w:r>
               <w:rPr>
@@ -1365,7 +1368,7 @@
               <w14:ligatures w14:val="none"/>
             </w:rPr>
           </w:pPr>
-          <w:hyperlink w:anchor="_Toc239686765" w:history="1">
+          <w:hyperlink w:anchor="_Toc239843861" w:history="1">
             <w:r>
               <w:rPr>
                 <w:rStyle w:val="Hipervnculo"/>
@@ -1392,7 +1395,7 @@
                 <w:noProof/>
                 <w:webHidden/>
               </w:rPr>
-              <w:instrText xml:space="preserve"> PAGEREF _Toc239686765 \h </w:instrText>
+              <w:instrText xml:space="preserve"> PAGEREF _Toc239843861 \h </w:instrText>
             </w:r>
             <w:r>
               <w:rPr>
@@ -1438,7 +1441,7 @@
               <w14:ligatures w14:val="none"/>
             </w:rPr>
           </w:pPr>
-          <w:hyperlink w:anchor="_Toc239686766" w:history="1">
+          <w:hyperlink w:anchor="_Toc239843862" w:history="1">
             <w:r>
               <w:rPr>
                 <w:rStyle w:val="Hipervnculo"/>
@@ -1465,7 +1468,7 @@
                 <w:noProof/>
                 <w:webHidden/>
               </w:rPr>
-              <w:instrText xml:space="preserve"> PAGEREF _Toc239686766 \h </w:instrText>
+              <w:instrText xml:space="preserve"> PAGEREF _Toc239843862 \h </w:instrText>
             </w:r>
             <w:r>
               <w:rPr>
@@ -1511,7 +1514,7 @@
               <w14:ligatures w14:val="none"/>
             </w:rPr>
           </w:pPr>
-          <w:hyperlink w:anchor="_Toc239686767" w:history="1">
+          <w:hyperlink w:anchor="_Toc239843863" w:history="1">
             <w:r>
               <w:rPr>
                 <w:rStyle w:val="Hipervnculo"/>
@@ -1538,7 +1541,7 @@
                 <w:noProof/>
                 <w:webHidden/>
               </w:rPr>
-              <w:instrText xml:space="preserve"> PAGEREF _Toc239686767 \h </w:instrText>
+              <w:instrText xml:space="preserve"> PAGEREF _Toc239843863 \h </w:instrText>
             </w:r>
             <w:r>
               <w:rPr>
@@ -1584,7 +1587,7 @@
               <w14:ligatures w14:val="none"/>
             </w:rPr>
           </w:pPr>
-          <w:hyperlink w:anchor="_Toc239686768" w:history="1">
+          <w:hyperlink w:anchor="_Toc239843864" w:history="1">
             <w:r>
               <w:rPr>
                 <w:rStyle w:val="Hipervnculo"/>
@@ -1611,7 +1614,7 @@
                 <w:noProof/>
                 <w:webHidden/>
               </w:rPr>
-              <w:instrText xml:space="preserve"> PAGEREF _Toc239686768 \h </w:instrText>
+              <w:instrText xml:space="preserve"> PAGEREF _Toc239843864 \h </w:instrText>
             </w:r>
             <w:r>
               <w:rPr>
@@ -1657,7 +1660,7 @@
               <w14:ligatures w14:val="none"/>
             </w:rPr>
           </w:pPr>
-          <w:hyperlink w:anchor="_Toc239686769" w:history="1">
+          <w:hyperlink w:anchor="_Toc239843865" w:history="1">
             <w:r>
               <w:rPr>
                 <w:rStyle w:val="Hipervnculo"/>
@@ -1684,7 +1687,7 @@
                 <w:noProof/>
                 <w:webHidden/>
               </w:rPr>
-              <w:instrText xml:space="preserve"> PAGEREF _Toc239686769 \h </w:instrText>
+              <w:instrText xml:space="preserve"> PAGEREF _Toc239843865 \h </w:instrText>
             </w:r>
             <w:r>
               <w:rPr>
@@ -1730,7 +1733,7 @@
               <w14:ligatures w14:val="none"/>
             </w:rPr>
           </w:pPr>
-          <w:hyperlink w:anchor="_Toc239686770" w:history="1">
+          <w:hyperlink w:anchor="_Toc239843866" w:history="1">
             <w:r>
               <w:rPr>
                 <w:rStyle w:val="Hipervnculo"/>
@@ -1757,7 +1760,7 @@
                 <w:noProof/>
                 <w:webHidden/>
               </w:rPr>
-              <w:instrText xml:space="preserve"> PAGEREF _Toc239686770 \h </w:instrText>
+              <w:instrText xml:space="preserve"> PAGEREF _Toc239843866 \h </w:instrText>
             </w:r>
             <w:r>
               <w:rPr>
@@ -1803,7 +1806,7 @@
               <w14:ligatures w14:val="none"/>
             </w:rPr>
           </w:pPr>
-          <w:hyperlink w:anchor="_Toc239686771" w:history="1">
+          <w:hyperlink w:anchor="_Toc239843867" w:history="1">
             <w:r>
               <w:rPr>
                 <w:rStyle w:val="Hipervnculo"/>
@@ -1830,7 +1833,7 @@
                 <w:noProof/>
                 <w:webHidden/>
               </w:rPr>
-              <w:instrText xml:space="preserve"> PAGEREF _Toc239686771 \h </w:instrText>
+              <w:instrText xml:space="preserve"> PAGEREF _Toc239843867 \h </w:instrText>
             </w:r>
             <w:r>
               <w:rPr>
@@ -1876,7 +1879,7 @@
               <w14:ligatures w14:val="none"/>
             </w:rPr>
           </w:pPr>
-          <w:hyperlink w:anchor="_Toc239686772" w:history="1">
+          <w:hyperlink w:anchor="_Toc239843868" w:history="1">
             <w:r>
               <w:rPr>
                 <w:rStyle w:val="Hipervnculo"/>
@@ -1903,7 +1906,7 @@
                 <w:noProof/>
                 <w:webHidden/>
               </w:rPr>
-              <w:instrText xml:space="preserve"> PAGEREF _Toc239686772 \h </w:instrText>
+              <w:instrText xml:space="preserve"> PAGEREF _Toc239843868 \h </w:instrText>
             </w:r>
             <w:r>
               <w:rPr>
@@ -1949,7 +1952,7 @@
               <w14:ligatures w14:val="none"/>
             </w:rPr>
           </w:pPr>
-          <w:hyperlink w:anchor="_Toc239686773" w:history="1">
+          <w:hyperlink w:anchor="_Toc239843869" w:history="1">
             <w:r>
               <w:rPr>
                 <w:rStyle w:val="Hipervnculo"/>
@@ -1976,7 +1979,7 @@
                 <w:noProof/>
                 <w:webHidden/>
               </w:rPr>
-              <w:instrText xml:space="preserve"> PAGEREF _Toc239686773 \h </w:instrText>
+              <w:instrText xml:space="preserve"> PAGEREF _Toc239843869 \h </w:instrText>
             </w:r>
             <w:r>
               <w:rPr>
@@ -2022,7 +2025,7 @@
               <w14:ligatures w14:val="none"/>
             </w:rPr>
           </w:pPr>
-          <w:hyperlink w:anchor="_Toc239686774" w:history="1">
+          <w:hyperlink w:anchor="_Toc239843870" w:history="1">
             <w:r>
               <w:rPr>
                 <w:rStyle w:val="Hipervnculo"/>
@@ -2049,7 +2052,7 @@
                 <w:noProof/>
                 <w:webHidden/>
               </w:rPr>
-              <w:instrText xml:space="preserve"> PAGEREF _Toc239686774 \h </w:instrText>
+              <w:instrText xml:space="preserve"> PAGEREF _Toc239843870 \h </w:instrText>
             </w:r>
             <w:r>
               <w:rPr>
@@ -2095,7 +2098,7 @@
               <w14:ligatures w14:val="none"/>
             </w:rPr>
           </w:pPr>
-          <w:hyperlink w:anchor="_Toc239686775" w:history="1">
+          <w:hyperlink w:anchor="_Toc239843871" w:history="1">
             <w:r>
               <w:rPr>
                 <w:rStyle w:val="Hipervnculo"/>
@@ -2122,7 +2125,7 @@
                 <w:noProof/>
                 <w:webHidden/>
               </w:rPr>
-              <w:instrText xml:space="preserve"> PAGEREF _Toc239686775 \h </w:instrText>
+              <w:instrText xml:space="preserve"> PAGEREF _Toc239843871 \h </w:instrText>
             </w:r>
             <w:r>
               <w:rPr>
@@ -2168,7 +2171,7 @@
               <w14:ligatures w14:val="none"/>
             </w:rPr>
           </w:pPr>
-          <w:hyperlink w:anchor="_Toc239686776" w:history="1">
+          <w:hyperlink w:anchor="_Toc239843872" w:history="1">
             <w:r>
               <w:rPr>
                 <w:rStyle w:val="Hipervnculo"/>
@@ -2195,7 +2198,7 @@
                 <w:noProof/>
                 <w:webHidden/>
               </w:rPr>
-              <w:instrText xml:space="preserve"> PAGEREF _Toc239686776 \h </w:instrText>
+              <w:instrText xml:space="preserve"> PAGEREF _Toc239843872 \h </w:instrText>
             </w:r>
             <w:r>
               <w:rPr>
@@ -2241,7 +2244,7 @@
               <w14:ligatures w14:val="none"/>
             </w:rPr>
           </w:pPr>
-          <w:hyperlink w:anchor="_Toc239686777" w:history="1">
+          <w:hyperlink w:anchor="_Toc239843873" w:history="1">
             <w:r>
               <w:rPr>
                 <w:rStyle w:val="Hipervnculo"/>
@@ -2268,7 +2271,7 @@
                 <w:noProof/>
                 <w:webHidden/>
               </w:rPr>
-              <w:instrText xml:space="preserve"> PAGEREF _Toc239686777 \h </w:instrText>
+              <w:instrText xml:space="preserve"> PAGEREF _Toc239843873 \h </w:instrText>
             </w:r>
             <w:r>
               <w:rPr>
@@ -2314,7 +2317,7 @@
               <w14:ligatures w14:val="none"/>
             </w:rPr>
           </w:pPr>
-          <w:hyperlink w:anchor="_Toc239686778" w:history="1">
+          <w:hyperlink w:anchor="_Toc239843874" w:history="1">
             <w:r>
               <w:rPr>
                 <w:rStyle w:val="Hipervnculo"/>
@@ -2341,7 +2344,7 @@
                 <w:noProof/>
                 <w:webHidden/>
               </w:rPr>
-              <w:instrText xml:space="preserve"> PAGEREF _Toc239686778 \h </w:instrText>
+              <w:instrText xml:space="preserve"> PAGEREF _Toc239843874 \h </w:instrText>
             </w:r>
             <w:r>
               <w:rPr>
@@ -2387,7 +2390,7 @@
               <w14:ligatures w14:val="none"/>
             </w:rPr>
           </w:pPr>
-          <w:hyperlink w:anchor="_Toc239686779" w:history="1">
+          <w:hyperlink w:anchor="_Toc239843875" w:history="1">
             <w:r>
               <w:rPr>
                 <w:rStyle w:val="Hipervnculo"/>
@@ -2414,7 +2417,7 @@
                 <w:noProof/>
                 <w:webHidden/>
               </w:rPr>
-              <w:instrText xml:space="preserve"> PAGEREF _Toc239686779 \h </w:instrText>
+              <w:instrText xml:space="preserve"> PAGEREF _Toc239843875 \h </w:instrText>
             </w:r>
             <w:r>
               <w:rPr>
@@ -2460,7 +2463,7 @@
               <w14:ligatures w14:val="none"/>
             </w:rPr>
           </w:pPr>
-          <w:hyperlink w:anchor="_Toc239686780" w:history="1">
+          <w:hyperlink w:anchor="_Toc239843876" w:history="1">
             <w:r>
               <w:rPr>
                 <w:rStyle w:val="Hipervnculo"/>
@@ -2487,7 +2490,7 @@
                 <w:noProof/>
                 <w:webHidden/>
               </w:rPr>
-              <w:instrText xml:space="preserve"> PAGEREF _Toc239686780 \h </w:instrText>
+              <w:instrText xml:space="preserve"> PAGEREF _Toc239843876 \h </w:instrText>
             </w:r>
             <w:r>
               <w:rPr>
@@ -2533,7 +2536,7 @@
               <w14:ligatures w14:val="none"/>
             </w:rPr>
           </w:pPr>
-          <w:hyperlink w:anchor="_Toc239686781" w:history="1">
+          <w:hyperlink w:anchor="_Toc239843877" w:history="1">
             <w:r>
               <w:rPr>
                 <w:rStyle w:val="Hipervnculo"/>
@@ -2560,7 +2563,7 @@
                 <w:noProof/>
                 <w:webHidden/>
               </w:rPr>
-              <w:instrText xml:space="preserve"> PAGEREF _Toc239686781 \h </w:instrText>
+              <w:instrText xml:space="preserve"> PAGEREF _Toc239843877 \h </w:instrText>
             </w:r>
             <w:r>
               <w:rPr>
@@ -2606,7 +2609,7 @@
               <w14:ligatures w14:val="none"/>
             </w:rPr>
           </w:pPr>
-          <w:hyperlink w:anchor="_Toc239686782" w:history="1">
+          <w:hyperlink w:anchor="_Toc239843878" w:history="1">
             <w:r>
               <w:rPr>
                 <w:rStyle w:val="Hipervnculo"/>
@@ -2633,7 +2636,7 @@
                 <w:noProof/>
                 <w:webHidden/>
               </w:rPr>
-              <w:instrText xml:space="preserve"> PAGEREF _Toc239686782 \h </w:instrText>
+              <w:instrText xml:space="preserve"> PAGEREF _Toc239843878 \h </w:instrText>
             </w:r>
             <w:r>
               <w:rPr>
@@ -2679,7 +2682,7 @@
               <w14:ligatures w14:val="none"/>
             </w:rPr>
           </w:pPr>
-          <w:hyperlink w:anchor="_Toc239686783" w:history="1">
+          <w:hyperlink w:anchor="_Toc239843879" w:history="1">
             <w:r>
               <w:rPr>
                 <w:rStyle w:val="Hipervnculo"/>
@@ -2706,7 +2709,7 @@
                 <w:noProof/>
                 <w:webHidden/>
               </w:rPr>
-              <w:instrText xml:space="preserve"> PAGEREF _Toc239686783 \h </w:instrText>
+              <w:instrText xml:space="preserve"> PAGEREF _Toc239843879 \h </w:instrText>
             </w:r>
             <w:r>
               <w:rPr>
@@ -2752,7 +2755,7 @@
               <w14:ligatures w14:val="none"/>
             </w:rPr>
           </w:pPr>
-          <w:hyperlink w:anchor="_Toc239686784" w:history="1">
+          <w:hyperlink w:anchor="_Toc239843880" w:history="1">
             <w:r>
               <w:rPr>
                 <w:rStyle w:val="Hipervnculo"/>
@@ -2779,7 +2782,7 @@
                 <w:noProof/>
                 <w:webHidden/>
               </w:rPr>
-              <w:instrText xml:space="preserve"> PAGEREF _Toc239686784 \h </w:instrText>
+              <w:instrText xml:space="preserve"> PAGEREF _Toc239843880 \h </w:instrText>
             </w:r>
             <w:r>
               <w:rPr>
@@ -2821,15 +2824,13 @@
             <w:fldChar w:fldCharType="end"/>
           </w:r>
         </w:p>
-        <w:bookmarkStart w:id="0" w:name="_GoBack" w:displacedByCustomXml="next"/>
-        <w:bookmarkEnd w:id="0" w:displacedByCustomXml="next"/>
       </w:sdtContent>
     </w:sdt>
     <w:p>
       <w:pPr>
         <w:pStyle w:val="Titulosgenerales"/>
       </w:pPr>
-      <w:bookmarkStart w:id="1" w:name="_Toc239686754"/>
+      <w:bookmarkStart w:id="1" w:name="_Toc239843850"/>
       <w:r>
         <w:lastRenderedPageBreak/>
         <w:t>Introducción</w:t>
@@ -2873,6 +2874,76 @@
         <w:t>Entorno empresarial y cultura emprendedora</w:t>
       </w:r>
     </w:p>
+    <w:p>
+      <w:r>
+        <w:rPr>
+          <w:noProof/>
+        </w:rPr>
+        <w:drawing>
+          <wp:anchor distT="0" distB="0" distL="114300" distR="114300" simplePos="0" relativeHeight="251666432" behindDoc="0" locked="0" layoutInCell="1" allowOverlap="1" wp14:anchorId="053C84FF" wp14:editId="1420D1E8">
+            <wp:simplePos x="0" y="0"/>
+            <wp:positionH relativeFrom="column">
+              <wp:posOffset>942975</wp:posOffset>
+            </wp:positionH>
+            <wp:positionV relativeFrom="paragraph">
+              <wp:posOffset>41275</wp:posOffset>
+            </wp:positionV>
+            <wp:extent cx="4680000" cy="2631600"/>
+            <wp:effectExtent l="0" t="0" r="6350" b="0"/>
+            <wp:wrapNone/>
+            <wp:docPr id="1" name="Imagen 1"/>
+            <wp:cNvGraphicFramePr>
+              <a:graphicFrameLocks xmlns:a="http://schemas.openxmlformats.org/drawingml/2006/main" noChangeAspect="1"/>
+            </wp:cNvGraphicFramePr>
+            <a:graphic xmlns:a="http://schemas.openxmlformats.org/drawingml/2006/main">
+              <a:graphicData uri="http://schemas.openxmlformats.org/drawingml/2006/picture">
+                <pic:pic xmlns:pic="http://schemas.openxmlformats.org/drawingml/2006/picture">
+                  <pic:nvPicPr>
+                    <pic:cNvPr id="0" name="Picture 2"/>
+                    <pic:cNvPicPr>
+                      <a:picLocks noChangeAspect="1" noChangeArrowheads="1"/>
+                    </pic:cNvPicPr>
+                  </pic:nvPicPr>
+                  <pic:blipFill>
+                    <a:blip r:embed="rId12" cstate="print">
+                      <a:extLst>
+                        <a:ext uri="{28A0092B-C50C-407E-A947-70E740481C1C}">
+                          <a14:useLocalDpi xmlns:a14="http://schemas.microsoft.com/office/drawing/2010/main" val="0"/>
+                        </a:ext>
+                      </a:extLst>
+                    </a:blip>
+                    <a:srcRect/>
+                    <a:stretch>
+                      <a:fillRect/>
+                    </a:stretch>
+                  </pic:blipFill>
+                  <pic:spPr bwMode="auto">
+                    <a:xfrm>
+                      <a:off x="0" y="0"/>
+                      <a:ext cx="4680000" cy="2631600"/>
+                    </a:xfrm>
+                    <a:prstGeom prst="rect">
+                      <a:avLst/>
+                    </a:prstGeom>
+                    <a:noFill/>
+                  </pic:spPr>
+                </pic:pic>
+              </a:graphicData>
+            </a:graphic>
+            <wp14:sizeRelH relativeFrom="page">
+              <wp14:pctWidth>0</wp14:pctWidth>
+            </wp14:sizeRelH>
+            <wp14:sizeRelV relativeFrom="page">
+              <wp14:pctHeight>0</wp14:pctHeight>
+            </wp14:sizeRelV>
+          </wp:anchor>
+        </w:drawing>
+      </w:r>
+    </w:p>
+    <w:p/>
+    <w:p/>
+    <w:p/>
+    <w:p/>
     <w:p/>
     <w:p>
       <w:pPr>
@@ -2885,12 +2956,15 @@
         <w:ind w:firstLine="0"/>
         <w:jc w:val="center"/>
       </w:pPr>
-      <w:r>
-        <w:rPr>
-          <w:b/>
-        </w:rPr>
-        <w:t>Enlace de reproducción del video</w:t>
-      </w:r>
+      <w:hyperlink r:id="rId13" w:history="1">
+        <w:r>
+          <w:rPr>
+            <w:rStyle w:val="Hipervnculo"/>
+            <w:b/>
+          </w:rPr>
+          <w:t>Enlace de reproducción del video</w:t>
+        </w:r>
+      </w:hyperlink>
     </w:p>
     <w:tbl>
       <w:tblPr>
@@ -2945,16 +3019,13 @@
           </w:p>
           <w:p>
             <w:r>
+              <w:lastRenderedPageBreak/>
               <w:t>Después, el recorrido baja al territorio. Se estudian las políticas de apoyo al emprendimiento, que son las ayudas del Estado; la caracterización zonal, que describe el municipio, y los proyectos de desarrollo regional, con las fuentes oficiales donde se pueden consultar sin costo.</w:t>
             </w:r>
           </w:p>
           <w:p>
             <w:r>
-              <w:t xml:space="preserve">Con esa base, el contenido avanza hacia el diagnóstico del comportamiento empresarial: observar cómo actúan las empresas cercanas y convertir esa </w:t>
-            </w:r>
-            <w:r>
-              <w:lastRenderedPageBreak/>
-              <w:t>observación en datos. Así se llega al impacto social y productivo de una idea de negocio.</w:t>
+              <w:t>Con esa base, el contenido avanza hacia el diagnóstico del comportamiento empresarial: observar cómo actúan las empresas cercanas y convertir esa observación en datos. Así se llega al impacto social y productivo de una idea de negocio.</w:t>
             </w:r>
           </w:p>
           <w:p>
@@ -2979,7 +3050,7 @@
       <w:pPr>
         <w:pStyle w:val="Ttulo1"/>
       </w:pPr>
-      <w:bookmarkStart w:id="2" w:name="_Toc239686755"/>
+      <w:bookmarkStart w:id="2" w:name="_Toc239843851"/>
       <w:r>
         <w:lastRenderedPageBreak/>
         <w:t>Contexto empresarial y herramientas de análisis</w:t>
@@ -3190,7 +3261,7 @@
       <w:pPr>
         <w:pStyle w:val="Ttulo2"/>
       </w:pPr>
-      <w:bookmarkStart w:id="3" w:name="_Toc239686756"/>
+      <w:bookmarkStart w:id="3" w:name="_Toc239843852"/>
       <w:r>
         <w:t>Definición de entorno empresarial</w:t>
       </w:r>
@@ -3497,7 +3568,7 @@
         <w:lastRenderedPageBreak/>
         <w:t xml:space="preserve"> </w:t>
       </w:r>
-      <w:bookmarkStart w:id="4" w:name="_Toc239686757"/>
+      <w:bookmarkStart w:id="4" w:name="_Toc239843853"/>
       <w:r>
         <w:t>Entorno interno y externo</w:t>
       </w:r>
@@ -4360,7 +4431,7 @@
       <w:pPr>
         <w:pStyle w:val="Ttulo2"/>
       </w:pPr>
-      <w:bookmarkStart w:id="5" w:name="_Toc239686758"/>
+      <w:bookmarkStart w:id="5" w:name="_Toc239843854"/>
       <w:r>
         <w:t>Análisis PESTEL</w:t>
       </w:r>
@@ -4730,7 +4801,7 @@
       <w:pPr>
         <w:pStyle w:val="Ttulo2"/>
       </w:pPr>
-      <w:bookmarkStart w:id="6" w:name="_Toc239686759"/>
+      <w:bookmarkStart w:id="6" w:name="_Toc239843855"/>
       <w:r>
         <w:t>Cinco fuerzas del sector</w:t>
       </w:r>
@@ -4992,7 +5063,7 @@
       <w:pPr>
         <w:pStyle w:val="Ttulo1"/>
       </w:pPr>
-      <w:bookmarkStart w:id="7" w:name="_Toc239686760"/>
+      <w:bookmarkStart w:id="7" w:name="_Toc239843856"/>
       <w:r>
         <w:lastRenderedPageBreak/>
         <w:t>Territorio y políticas de desarrollo</w:t>
@@ -5138,7 +5209,7 @@
       <w:pPr>
         <w:pStyle w:val="Ttulo2"/>
       </w:pPr>
-      <w:bookmarkStart w:id="8" w:name="_Toc239686761"/>
+      <w:bookmarkStart w:id="8" w:name="_Toc239843857"/>
       <w:r>
         <w:t>Políticas de apoyo al emprendimiento</w:t>
       </w:r>
@@ -5590,7 +5661,7 @@
       <w:pPr>
         <w:pStyle w:val="Ttulo2"/>
       </w:pPr>
-      <w:bookmarkStart w:id="9" w:name="_Toc239686762"/>
+      <w:bookmarkStart w:id="9" w:name="_Toc239843858"/>
       <w:r>
         <w:t>Caracterización zonal</w:t>
       </w:r>
@@ -5836,7 +5907,7 @@
       <w:pPr>
         <w:pStyle w:val="Ttulo2"/>
       </w:pPr>
-      <w:bookmarkStart w:id="10" w:name="_Toc239686763"/>
+      <w:bookmarkStart w:id="10" w:name="_Toc239843859"/>
       <w:r>
         <w:lastRenderedPageBreak/>
         <w:t>Tipología empresarial en Colombia</w:t>
@@ -6363,7 +6434,7 @@
                     </pic:cNvPicPr>
                   </pic:nvPicPr>
                   <pic:blipFill>
-                    <a:blip r:embed="rId12">
+                    <a:blip r:embed="rId14">
                       <a:extLst>
                         <a:ext uri="{28A0092B-C50C-407E-A947-70E740481C1C}">
                           <a14:useLocalDpi xmlns:a14="http://schemas.microsoft.com/office/drawing/2010/main" val="0"/>
@@ -6642,7 +6713,7 @@
       <w:pPr>
         <w:pStyle w:val="Ttulo2"/>
       </w:pPr>
-      <w:bookmarkStart w:id="11" w:name="_Toc239686764"/>
+      <w:bookmarkStart w:id="11" w:name="_Toc239843860"/>
       <w:r>
         <w:t>Proyectos de desarrollo regional</w:t>
       </w:r>
@@ -7146,7 +7217,7 @@
       <w:pPr>
         <w:pStyle w:val="Ttulo2"/>
       </w:pPr>
-      <w:bookmarkStart w:id="12" w:name="_Toc239686765"/>
+      <w:bookmarkStart w:id="12" w:name="_Toc239843861"/>
       <w:r>
         <w:t>Fuentes y herramientas de consulta</w:t>
       </w:r>
@@ -7798,7 +7869,7 @@
       <w:pPr>
         <w:pStyle w:val="Ttulo1"/>
       </w:pPr>
-      <w:bookmarkStart w:id="13" w:name="_Toc239686766"/>
+      <w:bookmarkStart w:id="13" w:name="_Toc239843862"/>
       <w:r>
         <w:lastRenderedPageBreak/>
         <w:t>Diagnóstico del comportamiento empresarial</w:t>
@@ -8153,7 +8224,7 @@
       <w:pPr>
         <w:pStyle w:val="Ttulo2"/>
       </w:pPr>
-      <w:bookmarkStart w:id="14" w:name="_Toc239686767"/>
+      <w:bookmarkStart w:id="14" w:name="_Toc239843863"/>
       <w:r>
         <w:lastRenderedPageBreak/>
         <w:t>Cultura emprendedora</w:t>
@@ -8653,7 +8724,7 @@
       <w:pPr>
         <w:pStyle w:val="Ttulo2"/>
       </w:pPr>
-      <w:bookmarkStart w:id="15" w:name="_Toc239686768"/>
+      <w:bookmarkStart w:id="15" w:name="_Toc239843864"/>
       <w:r>
         <w:t>Valores y ética empresarial</w:t>
       </w:r>
@@ -9180,7 +9251,7 @@
       <w:pPr>
         <w:pStyle w:val="Ttulo2"/>
       </w:pPr>
-      <w:bookmarkStart w:id="16" w:name="_Toc239686769"/>
+      <w:bookmarkStart w:id="16" w:name="_Toc239843865"/>
       <w:r>
         <w:lastRenderedPageBreak/>
         <w:t>Perfil del emprendedor colombiano</w:t>
@@ -9456,7 +9527,7 @@
       <w:pPr>
         <w:pStyle w:val="Ttulo2"/>
       </w:pPr>
-      <w:bookmarkStart w:id="17" w:name="_Toc239686770"/>
+      <w:bookmarkStart w:id="17" w:name="_Toc239843866"/>
       <w:r>
         <w:t>Técnicas y protocolos de diagnóstico</w:t>
       </w:r>
@@ -9931,7 +10002,7 @@
       <w:pPr>
         <w:pStyle w:val="Ttulo1"/>
       </w:pPr>
-      <w:bookmarkStart w:id="18" w:name="_Toc239686771"/>
+      <w:bookmarkStart w:id="18" w:name="_Toc239843867"/>
       <w:r>
         <w:lastRenderedPageBreak/>
         <w:t>Idea de negocio y su impacto</w:t>
@@ -10194,7 +10265,7 @@
       <w:pPr>
         <w:pStyle w:val="Ttulo2"/>
       </w:pPr>
-      <w:bookmarkStart w:id="19" w:name="_Toc239686772"/>
+      <w:bookmarkStart w:id="19" w:name="_Toc239843868"/>
       <w:r>
         <w:t>Impacto social</w:t>
       </w:r>
@@ -10582,7 +10653,7 @@
         <w:lastRenderedPageBreak/>
         <w:t xml:space="preserve"> </w:t>
       </w:r>
-      <w:bookmarkStart w:id="20" w:name="_Toc239686773"/>
+      <w:bookmarkStart w:id="20" w:name="_Toc239843869"/>
       <w:r>
         <w:t>Impacto productivo y económico</w:t>
       </w:r>
@@ -10950,7 +11021,7 @@
       <w:pPr>
         <w:pStyle w:val="Ttulo2"/>
       </w:pPr>
-      <w:bookmarkStart w:id="21" w:name="_Toc239686774"/>
+      <w:bookmarkStart w:id="21" w:name="_Toc239843870"/>
       <w:r>
         <w:lastRenderedPageBreak/>
         <w:t>Normas y protocolos de investigación</w:t>
@@ -11527,7 +11598,7 @@
       <w:pPr>
         <w:pStyle w:val="Ttulo2"/>
       </w:pPr>
-      <w:bookmarkStart w:id="22" w:name="_Toc239686775"/>
+      <w:bookmarkStart w:id="22" w:name="_Toc239843871"/>
       <w:r>
         <w:t>Indicadores de impacto y ODS</w:t>
       </w:r>
@@ -13026,7 +13097,7 @@
       <w:pPr>
         <w:pStyle w:val="Ttulo1"/>
       </w:pPr>
-      <w:bookmarkStart w:id="23" w:name="_Toc239686776"/>
+      <w:bookmarkStart w:id="23" w:name="_Toc239843872"/>
       <w:r>
         <w:lastRenderedPageBreak/>
         <w:t>Casos de diagnóstico en Colombia</w:t>
@@ -13070,7 +13141,7 @@
       <w:pPr>
         <w:pStyle w:val="Ttulo2"/>
       </w:pPr>
-      <w:bookmarkStart w:id="24" w:name="_Toc239686777"/>
+      <w:bookmarkStart w:id="24" w:name="_Toc239843873"/>
       <w:r>
         <w:t>Cacao con valor agregado</w:t>
       </w:r>
@@ -13231,7 +13302,7 @@
       <w:pPr>
         <w:pStyle w:val="Ttulo2"/>
       </w:pPr>
-      <w:bookmarkStart w:id="25" w:name="_Toc239686778"/>
+      <w:bookmarkStart w:id="25" w:name="_Toc239843874"/>
       <w:r>
         <w:lastRenderedPageBreak/>
         <w:t>Servicios digitales para micronegocios</w:t>
@@ -13288,7 +13359,7 @@
       <w:pPr>
         <w:pStyle w:val="Ttulo2"/>
       </w:pPr>
-      <w:bookmarkStart w:id="26" w:name="_Toc239686779"/>
+      <w:bookmarkStart w:id="26" w:name="_Toc239843875"/>
       <w:r>
         <w:lastRenderedPageBreak/>
         <w:t>Cooperativa de economía solidaria</w:t>
@@ -13452,7 +13523,7 @@
       <w:pPr>
         <w:pStyle w:val="Ttulo2"/>
       </w:pPr>
-      <w:bookmarkStart w:id="27" w:name="_Toc239686780"/>
+      <w:bookmarkStart w:id="27" w:name="_Toc239843876"/>
       <w:r>
         <w:t>Turismo cultural en el Magdalena</w:t>
       </w:r>
@@ -13604,7 +13675,7 @@
           <w:u w:val="single"/>
         </w:rPr>
       </w:pPr>
-      <w:bookmarkStart w:id="28" w:name="_Toc239686781"/>
+      <w:bookmarkStart w:id="28" w:name="_Toc239843877"/>
       <w:r>
         <w:lastRenderedPageBreak/>
         <w:t>Síntesis</w:t>
@@ -13745,13 +13816,13 @@
                     <pic:cNvPicPr/>
                   </pic:nvPicPr>
                   <pic:blipFill>
-                    <a:blip r:embed="rId13">
+                    <a:blip r:embed="rId15">
                       <a:extLst>
                         <a:ext uri="{28A0092B-C50C-407E-A947-70E740481C1C}">
                           <a14:useLocalDpi xmlns:a14="http://schemas.microsoft.com/office/drawing/2010/main" val="0"/>
                         </a:ext>
                         <a:ext uri="{96DAC541-7B7A-43D3-8B79-37D633B846F1}">
-                          <asvg:svgBlip xmlns:asvg="http://schemas.microsoft.com/office/drawing/2016/SVG/main" r:embed="rId14"/>
+                          <asvg:svgBlip xmlns:asvg="http://schemas.microsoft.com/office/drawing/2016/SVG/main" r:embed="rId16"/>
                         </a:ext>
                       </a:extLst>
                     </a:blip>
@@ -13797,7 +13868,7 @@
       <w:pPr>
         <w:pStyle w:val="Titulosgenerales"/>
       </w:pPr>
-      <w:bookmarkStart w:id="29" w:name="_Toc239686782"/>
+      <w:bookmarkStart w:id="29" w:name="_Toc239843878"/>
       <w:r>
         <w:lastRenderedPageBreak/>
         <w:t>Glosario</w:t>
@@ -13992,7 +14063,7 @@
       <w:pPr>
         <w:pStyle w:val="Titulosgenerales"/>
       </w:pPr>
-      <w:bookmarkStart w:id="30" w:name="_Toc239686783"/>
+      <w:bookmarkStart w:id="30" w:name="_Toc239843879"/>
       <w:r>
         <w:lastRenderedPageBreak/>
         <w:t>Referencias bibliográficas</w:t>
@@ -14304,7 +14375,7 @@
       <w:pPr>
         <w:pStyle w:val="Titulosgenerales"/>
       </w:pPr>
-      <w:bookmarkStart w:id="31" w:name="_Toc239686784"/>
+      <w:bookmarkStart w:id="31" w:name="_Toc239843880"/>
       <w:r>
         <w:lastRenderedPageBreak/>
         <w:t>Créditos</w:t>
@@ -14902,8 +14973,8 @@
       </w:pPr>
     </w:p>
     <w:sectPr>
-      <w:headerReference w:type="default" r:id="rId15"/>
-      <w:footerReference w:type="default" r:id="rId16"/>
+      <w:headerReference w:type="default" r:id="rId17"/>
+      <w:footerReference w:type="default" r:id="rId18"/>
       <w:pgSz w:w="12240" w:h="15840"/>
       <w:pgMar w:top="1701" w:right="1134" w:bottom="1134" w:left="1134" w:header="709" w:footer="737" w:gutter="0"/>
       <w:pgNumType w:start="1"/>
@@ -14950,6 +15021,7 @@
         <w:docPartUnique/>
       </w:docPartObj>
     </w:sdtPr>
+    <w:sdtEndPr/>
     <w:sdtContent>
       <w:p>
         <w:pPr>
@@ -21723,6 +21795,17 @@
 </file>
 
 <file path=customXml/item1.xml><?xml version="1.0" encoding="utf-8"?>
+<p:properties xmlns:p="http://schemas.microsoft.com/office/2006/metadata/properties" xmlns:xsi="http://www.w3.org/2001/XMLSchema-instance" xmlns:pc="http://schemas.microsoft.com/office/infopath/2007/PartnerControls">
+  <documentManagement>
+    <TaxCatchAll xmlns="13c90a0b-73bc-4dc0-be5f-28d77b615beb" xsi:nil="true"/>
+    <lcf76f155ced4ddcb4097134ff3c332f xmlns="13c93bba-48ce-428c-bfe5-88b42c19b028">
+      <Terms xmlns="http://schemas.microsoft.com/office/infopath/2007/PartnerControls"/>
+    </lcf76f155ced4ddcb4097134ff3c332f>
+  </documentManagement>
+</p:properties>
+</file>
+
+<file path=customXml/item2.xml><?xml version="1.0" encoding="utf-8"?>
 <ct:contentTypeSchema xmlns:ct="http://schemas.microsoft.com/office/2006/metadata/contentType" xmlns:ma="http://schemas.microsoft.com/office/2006/metadata/properties/metaAttributes" ct:_="" ma:_="" ma:contentTypeName="Documento" ma:contentTypeID="0x0101006A81D6BD42E8DF4C91013959704817E1" ma:contentTypeVersion="15" ma:contentTypeDescription="Crear nuevo documento." ma:contentTypeScope="" ma:versionID="bf4f72ffd194f0963ff564daca6869f7">
   <xsd:schema xmlns:xsd="http://www.w3.org/2001/XMLSchema" xmlns:xs="http://www.w3.org/2001/XMLSchema" xmlns:p="http://schemas.microsoft.com/office/2006/metadata/properties" xmlns:ns2="13c90a0b-73bc-4dc0-be5f-28d77b615beb" xmlns:ns3="13c93bba-48ce-428c-bfe5-88b42c19b028" targetNamespace="http://schemas.microsoft.com/office/2006/metadata/properties" ma:root="true" ma:fieldsID="8718d6f4873a5b1392a45044efa78385" ns2:_="" ns3:_="">
     <xsd:import namespace="13c90a0b-73bc-4dc0-be5f-28d77b615beb"/>
@@ -21957,17 +22040,6 @@
 </ct:contentTypeSchema>
 </file>
 
-<file path=customXml/item2.xml><?xml version="1.0" encoding="utf-8"?>
-<p:properties xmlns:p="http://schemas.microsoft.com/office/2006/metadata/properties" xmlns:xsi="http://www.w3.org/2001/XMLSchema-instance" xmlns:pc="http://schemas.microsoft.com/office/infopath/2007/PartnerControls">
-  <documentManagement>
-    <TaxCatchAll xmlns="13c90a0b-73bc-4dc0-be5f-28d77b615beb" xsi:nil="true"/>
-    <lcf76f155ced4ddcb4097134ff3c332f xmlns="13c93bba-48ce-428c-bfe5-88b42c19b028">
-      <Terms xmlns="http://schemas.microsoft.com/office/infopath/2007/PartnerControls"/>
-    </lcf76f155ced4ddcb4097134ff3c332f>
-  </documentManagement>
-</p:properties>
-</file>
-
 <file path=customXml/item3.xml><?xml version="1.0" encoding="utf-8"?>
 <?mso-contentType ?>
 <FormTemplates xmlns="http://schemas.microsoft.com/sharepoint/v3/contenttype/forms">
@@ -21982,6 +22054,17 @@
 </file>
 
 <file path=customXml/itemProps1.xml><?xml version="1.0" encoding="utf-8"?>
+<ds:datastoreItem xmlns:ds="http://schemas.openxmlformats.org/officeDocument/2006/customXml" ds:itemID="{1279454D-02BE-4A9C-A117-DCD1573E2608}">
+  <ds:schemaRefs>
+    <ds:schemaRef ds:uri="http://schemas.microsoft.com/office/2006/metadata/properties"/>
+    <ds:schemaRef ds:uri="http://schemas.microsoft.com/office/infopath/2007/PartnerControls"/>
+    <ds:schemaRef ds:uri="13c90a0b-73bc-4dc0-be5f-28d77b615beb"/>
+    <ds:schemaRef ds:uri="13c93bba-48ce-428c-bfe5-88b42c19b028"/>
+  </ds:schemaRefs>
+</ds:datastoreItem>
+</file>
+
+<file path=customXml/itemProps2.xml><?xml version="1.0" encoding="utf-8"?>
 <ds:datastoreItem xmlns:ds="http://schemas.openxmlformats.org/officeDocument/2006/customXml" ds:itemID="{59065960-E0CA-4804-83B5-320CBCDCC160}">
   <ds:schemaRefs>
     <ds:schemaRef ds:uri="http://schemas.microsoft.com/office/2006/metadata/contentType"/>
@@ -22000,17 +22083,6 @@
 </ds:datastoreItem>
 </file>
 
-<file path=customXml/itemProps2.xml><?xml version="1.0" encoding="utf-8"?>
-<ds:datastoreItem xmlns:ds="http://schemas.openxmlformats.org/officeDocument/2006/customXml" ds:itemID="{1279454D-02BE-4A9C-A117-DCD1573E2608}">
-  <ds:schemaRefs>
-    <ds:schemaRef ds:uri="http://schemas.microsoft.com/office/2006/metadata/properties"/>
-    <ds:schemaRef ds:uri="http://schemas.microsoft.com/office/infopath/2007/PartnerControls"/>
-    <ds:schemaRef ds:uri="13c90a0b-73bc-4dc0-be5f-28d77b615beb"/>
-    <ds:schemaRef ds:uri="13c93bba-48ce-428c-bfe5-88b42c19b028"/>
-  </ds:schemaRefs>
-</ds:datastoreItem>
-</file>
-
 <file path=customXml/itemProps3.xml><?xml version="1.0" encoding="utf-8"?>
 <ds:datastoreItem xmlns:ds="http://schemas.openxmlformats.org/officeDocument/2006/customXml" ds:itemID="{10663269-2064-4804-8290-36D4A57F5557}">
   <ds:schemaRefs>
@@ -22020,7 +22092,7 @@
 </file>
 
 <file path=customXml/itemProps4.xml><?xml version="1.0" encoding="utf-8"?>
-<ds:datastoreItem xmlns:ds="http://schemas.openxmlformats.org/officeDocument/2006/customXml" ds:itemID="{95C706D7-525F-4C84-8C6A-4001E9BCFFEA}">
+<ds:datastoreItem xmlns:ds="http://schemas.openxmlformats.org/officeDocument/2006/customXml" ds:itemID="{A25DC59A-DA64-4414-A488-C34908D3E9EF}">
   <ds:schemaRefs>
     <ds:schemaRef ds:uri="http://schemas.openxmlformats.org/officeDocument/2006/bibliography"/>
   </ds:schemaRefs>
